--- a/zht/docx/04.content.docx
+++ b/zht/docx/04.content.docx
@@ -136,13 +136,6 @@
         <w:rPr>
           <w:lang w:val="zh_TW" w:bidi="zh_TW"/>
         </w:rPr>
-      </w:r>
-      <w:r>
-        <w:rPr>
-          <w:i/>
-          <w:lang w:val="zh_TW" w:bidi="zh_TW"/>
-        </w:rPr>
-        <w:t>民數記 1:1–3, 民數記 1:4, 民數記 1:18, 民數記 1:46, 民數記 1:47, 民數記 1:50, 民數記 1:51, 民數記 1:52, 民數記 1:53, 民數記 1:54, 民數記 2:1–2, 民數記 2:3–4, 民數記 2:5–6, 民數記 2:7–8, 民數記 2:9, 民數記 2:10–11, 民數記 2:12–13, 民數記 2:14–15, 民數記 2:16, 民數記 2:24, 民數記 2:24 (#2), 民數記 2:25, 民數記 2:32–33, 民數記 2:34, 民數記 3:1, 民數記 3:2, 民數記 3:4, 民數記 3:4 (#2), 民數記 3:6, 民數記 3:7–8, 民數記 3:9–10, 民數記 3:11–13, 民數記 3:13, 民數記 3:15–16, 民數記 3:17, 民數記 3:23, 民數記 3:24, 民數記 3:25–26, 民數記 3:31, 民數記 3:32, 民數記 3:35, 民數記 3:36–37, 民數記 3:38, 民數記 3:38 (#2), 民數記 3:39, 民數記 3:41, 民數記 3:43, 民數記 3:45, 民數記 3:46, 民數記 3:51, 民數記 3:51 (#2), 民數記 4:1–3, 民數記 4:4, 民數記 4:5–6, 民數記 4:7, 民數記 4:7 (#2), 民數記 4:9–10, 民數記 4:11, 民數記 4:11 (#2), 民數記 4:12, 民數記 4:13, 民數記 4:14, 民數記 4:14 (#2), 民數記 4:15, 民數記 4:16, 民數記 4:18–19, 民數記 4:20, 民數記 4:20 (#2), 民數記 4:22–23, 民數記 4:24–26, 民數記 4:27–28, 民數記 4:31–32, 民數記 4:34–35, 民數記 4:41, 民數記 4:42–44, 民數記 4:47, 民數記 4:49, 民數記 5:2–3, 民數記 5:7, 民數記 5:8–10, 民數記 5:15, 民數記 5:16–17, 民數記 5:18–19, 民數記 5:22, 民數記 5:24, 民數記 5:25–26, 民數記 5:26, 民數記 5:27, 民數記 5:28, 民數記 5:29–30, 民數記 6:2, 民數記 6:3–4, 民數記 6:5, 民數記 6:6, 民數記 6:8, 民數記 6:9, 民數記 6:10–11, 民數記 6:11, 民數記 6:12, 民數記 6:14–15, 民數記 6:16–17, 民數記 6:18, 民數記 6:19–20, 民數記 6:20, 民數記 6:20 (#2), 民數記 6:25–26, 民數記 7:1, 民數記 7:3, 民數記 7:5, 民數記 7:7, 民數記 7:8, 民數記 7:9, 民數記 7:10, 民數記 7:12, 民數記 7:18, 民數記 7:24, 民數記 7:30, 民數記 7:36, 民數記 7:42, 民數記 7:54, 民數記 7:60, 民數記 7:66, 民數記 7:72, 民數記 7:78, 民數記 7:89, 民數記 8:2, 民數記 8:4, 民數記 8:5, 民數記 8:7, 民數記 8:8, 民數記 8:10, 民數記 8:11, 民數記 8:12, 民數記 8:12 (#2), 民數記 8:14–15, 民數記 8:17, 民數記 8:19, 民數記 8:20, 民數記 8:24, 民數記 8:26, 民數記 9:1, 民數記 9:1 (#2), 民數記 9:3, 民數記 9:7, 民數記 9:10, 民數記 9:11, 民數記 9:11–12, 民數記 9:13, 民數記 9:14, 民數記 9:15–16, 民數記 9:17, 民數記 9:19, 民數記 9:20–21, 民數記 9:22, 民數記 9:23, 民數記 10:2, 民數記 10:3, 民數記 10:4, 民數記 10:5, 民數記 10:6, 民數記 10:7, 民數記 10:8, 民數記 10:9, 民數記 10:10, 民數記 10:11, 民數記 10:12, 民數記 10:14, 民數記 10:17, 民數記 10:21, 民數記 10:22, 民數記 10:25, 民數記 10:29, 民數記 10:29 (#2), 民數記 10:30, 民數記 10:31, 民數記 10:33–34, 民數記 10:35, 民數記 10:36, 民數記 11:1, 民數記 11:2, 民數記 11:4, 民數記 11:8, 民數記 11:9, 民數記 11:11, 民數記 11:13, 民數記 11:16, 民數記 11:17, 民數記 11:18, 民數記 11:20, 民數記 11:23, 民數記 11:25, 民數記 11:26, 民數記 11:28, 民數記 11:31, 民數記 11:32, 民數記 11:33, 民數記 12:1, 民數記 12:3, 民數記 12:4, 民數記 12:5, 民數記 12:6, 民數記 12:8, 民數記 12:9, 民數記 12:10, 民數記 12:11, 民數記 12:12, 民數記 12:14, 民數記 12:15, 民數記 13:2, 民數記 13:2 (#2), 民數記 13:16, 民數記 13:18, 民數記 13:19, 民數記 13:20, 民數記 13:23, 民數記 13:23 (#2), 民數記 13:25, 民數記 13:26, 民數記 13:28, 民數記 13:28 (#2), 民數記 13:30, 民數記 13:31, 民數記 13:33, 民數記 14:1, 民數記 14:2, 民數記 14:3, 民數記 14:4, 民數記 14:5, 民數記 14:6–7, 民數記 14:8, 民數記 14:8 (#2), 民數記 14:9, 民數記 14:10, 民數記 14:12, 民數記 14:13, 民數記 14:16, 民數記 14:19, 民數記 14:20–21, 民數記 14:22, 民數記 14:23, 民數記 14:24, 民數記 14:25, 民數記 14:29, 民數記 14:30, 民數記 14:31, 民數記 14:34, 民數記 14:36–37, 民數記 14:38, 民數記 14:41–42, 民數記 14:44, 民數記 15:3, 民數記 15:4, 民數記 15:5, 民數記 15:12–13, 民數記 15:15–16, 民數記 15:20, 民數記 15:21, 民數記 15:24, 民數記 15:25–26, 民數記 15:30–31, 民數記 15:35–36, 民數記 15:38, 民數記 15:39, 民數記 15:40, 民數記 15:41, 民數記 16:1, 民數記 16:2, 民數記 16:3, 民數記 16:4, 民數記 16:5, 民數記 16:6–7, 民數記 16:8–9, 民數記 16:10–11, 民數記 16:12–13, 民數記 16:15, 民數記 16:16–17, 民數記 16:19, 民數記 16:20–21, 民數記 16:22, 民數記 16:23–24, 民數記 16:25–26, 民數記 16:27, 民數記 16:28–30, 民數記 16:31–32, 民數記 16:33, 民數記 16:34, 民數記 16:35, 民數記 16:37, 民數記 16:38, 民數記 16:38 (#2), 民數記 16:39–40, 民數記 16:41, 民數記 16:42, 民數記 16:43, 民數記 16:45, 民數記 16:45 (#2), 民數記 16:46, 民數記 16:47–48, 民數記 16:49, 民數記 16:50, 民數記 17:2, 民數記 17:3, 民數記 17:4, 民數記 17:4 (#2), 民數記 17:5, 民數記 17:6, 民數記 17:8, 民數記 17:9, 民數記 17:10, 民數記 17:10 (#2), 民數記 17:12–13, 民數記 18:1, 民數記 18:1 (#2), 民數記 18:2, 民數記 18:3, 民數記 18:3 (#2), 民數記 18:4, 民數記 18:4 (#2), 民數記 18:5, 民數記 18:6, 民數記 18:7, 民數記 18:7 (#2), 民數記 18:8–9, 民數記 18:9, 民數記 18:10, 民數記 18:11, 民數記 18:12–13, 民數記 18:15, 民數記 18:16, 民數記 18:17–18, 民數記 18:19, 民數記 18:20, 民數記 18:21, 民數記 18:22, 民數記 18:27, 民數記 18:28, 民數記 18:32, 民數記 19:2, 民數記 19:3, 民數記 19:4, 民數記 19:5, 民數記 19:6, 民數記 19:7, 民數記 19:8, 民數記 19:9, 民數記 19:9 (#2), 民數記 19:10, 民數記 19:11, 民數記 19:12, 民數記 19:12 (#2), 民數記 19:13, 民數記 19:14, 民數記 19:15, 民數記 19:16, 民數記 19:17, 民數記 19:18, 民數記 19:21, 民數記 19:22, 民數記 20:1, 民數記 20:1 (#2), 民數記 20:2–3, 民數記 20:4, 民數記 20:5, 民數記 20:6, 民數記 20:7–9, 民數記 20:10, 民數記 20:10–11, 民數記 20:12–13, 民數記 20:14–16, 民數記 20:17, 民數記 20:17 (#2), 民數記 20:18, 民數記 20:19, 民數記 20:20–21, 民數記 20:21, 民數記 20:22, 民數記 20:23–24, 民數記 20:25, 民數記 20:26, 民數記 20:27–29, 民數記 21:1, 民數記 21:2–3, 民數記 21:3, 民數記 21:4, 民數記 21:5, 民數記 21:6, 民數記 21:7, 民數記 21:8, 民數記 21:9, 民數記 21:16, 民數記 21:17–18, 民數記 21:21, 民數記 21:22, 民數記 21:23, 民數記 21:24, 民數記 21:31, 民數記 21:32, 民數記 21:33, 民數記 21:34, 民數記 21:35, 民數記 22:1, 民數記 22:2–3, 民數記 22:4, 民數記 22:5–6, 民數記 22:5–6 (#2), 民數記 22:6, 民數記 22:8, 民數記 22:11, 民數記 22:12, 民數記 22:13, 民數記 22:14, 民數記 22:17, 民數記 22:18, 民數記 22:19, 民數記 22:20, 民數記 22:21, 民數記 22:22, 民數記 22:22 (#2), 民數記 22:23, 民數記 22:23 (#2), 民數記 22:24, 民數記 22:25, 民數記 22:27, 民數記 22:28, 民數記 22:29, 民數記 22:31, 民數記 22:32–33, 民數記 22:33, 民數記 22:34, 民數記 22:35, 民數記 22:36, 民數記 22:37, 民數記 22:38, 民數記 22:39–40, 民數記 22:41, 民數記 23:1, 民數記 23:2, 民數記 23:3, 民數記 23:5, 民數記 23:7–8, 民數記 23:9, 民數記 23:10, 民數記 23:10 (#2), 民數記 23:11, 民數記 23:12, 民數記 23:13, 民數記 23:14, 民數記 23:15, 民數記 23:19, 民數記 23:20, 民數記 23:21, 民數記 23:22, 民數記 23:23, 民數記 23:23 (#2), 民數記 23:24, 民數記 23:25, 民數記 23:26, 民數記 23:27, 民數記 23:28, 民數記 23:29–30, 民數記 24:1, 民數記 24:2–3, 民數記 24:4, 民數記 24:5, 民數記 24:6, 民數記 24:7, 民數記 24:7 (#2), 民數記 24:8, 民數記 24:8 (#2), 民數記 24:8 (#3), 民數記 24:9, 民數記 24:10, 民數記 24:11, 民數記 24:13, 民數記 24:13 (#2), 民數記 24:14, 民數記 24:16, 民數記 24:17, 民數記 24:17 (#2), 民數記 24:18, 民數記 24:19, 民數記 24:20, 民數記 24:21–22, 民數記 24:24, 民數記 24:25, 民數記 25:1–2, 民數記 25:4, 民數記 25:6, 民數記 25:7, 民數記 25:8, 民數記 25:8–9, 民數記 25:11, 民數記 25:12, 民數記 25:13, 民數記 25:17–18, 民數記 25:18, 民數記 26:2, 民數記 26:4, 民數記 26:5, 民數記 26:7, 民數記 26:9, 民數記 26:10, 民數記 26:11, 民數記 26:14, 民數記 26:18, 民數記 26:19, 民數記 26:22, 民數記 26:25, 民數記 26:27, 民數記 26:28, 民數記 26:33, 民數記 26:34, 民數記 26:37, 民數記 26:41, 民數記 26:43, 民數記 26:47, 民數記 26:50, 民數記 26:51, 民數記 26:53, 民數記 26:54, 民數記 26:55, 民數記 26:57, 民數記 26:58, 民數記 26:58 (#2), 民數記 26:59, 民數記 26:60, 民數記 26:61, 民數記 26:62, 民數記 26:62 (#2), 民數記 26:63, 民數記 26:64, 民數記 26:65, 民數記 27:3, 民數記 27:4, 民數記 27:8, 民數記 27:9, 民數記 27:12–14, 民數記 27:15–17, 民數記 27:18–19, 民數記 27:20–21, 民數記 27:22–23, 民數記 28:2, 民數記 28:3–4, 民數記 28:5, 民數記 28:7–8, 民數記 28:9–10, 民數記 28:11, 民數記 28:12, 民數記 28:13, 民數記 28:14, 民數記 28:15, 民數記 28:16, 民數記 28:16–17, 民數記 28:18, 民數記 28:19, 民數記 28:20, 民數記 28:21, 民數記 28:22, 民數記 28:25, 民數記 28:26, 民數記 29:1, 民數記 29:2, 民數記 29:3, 民數記 29:4, 民數記 29:6, 民數記 29:7, 民數記 29:8, 民數記 29:9–10, 民數記 29:11, 民數記 29:12, 民數記 29:13, 民數記 29:16, 民數記 29:17, 民數記 29:20–22, 民數記 29:23–25, 民數記 29:26–28, 民數記 29:29–31, 民數記 29:32–34, 民數記 29:35, 民數記 29:36, 民數記 29:37–38, 民數記 29:39, 民數記 29:40, 民數記 30:1–2, 民數記 30:3–4, 民數記 30:5, 民數記 30:6–7, 民數記 30:8, 民數記 30:9, 民數記 30:10, 民數記 30:10–11, 民數記 30:12–13, 民數記 30:13–14, 民數記 30:15, 民數記 31:1–2, 民數記 31:3–5, 民數記 31:6–8, 民數記 31:9, 民數記 31:13–15, 民數記 31:16, 民數記 31:17, 民數記 31:18, 民數記 31:18–19, 民數記 31:19, 民數記 31:19–20, 民數記 31:25–27, 民數記 31:28–29, 民數記 31:30–31, 民數記 31:50–51, 民數記 31:52–54, 民數記 32:1–3, 民數記 32:6, 民數記 32:7, 民數記 32:9, 民數記 32:10–12, 民數記 32:13, 民數記 32:16–17, 民數記 32:20–22, 民數記 32:28–30, 民數記 32:31–32, 民數記 32:33, 民數記 33:3–4, 民數記 33:9, 民數記 33:14, 民數記 33:38–39, 民數記 33:50–52, 民數記 33:53–54, 民數記 33:55–56, 民數記 34:13, 民數記 34:14–15, 民數記 34:16–18, 民數記 34:29, 民數記 35:1–2, 民數記 35:6, 民數記 35:6 (#2), 民數記 35:12, 民數記 35:16–18, 民數記 35:20–21, 民數記 35:25, 民數記 35:26–27, 民數記 35:28, 民數記 35:30, 民數記 35:31–32, 民數記 35:33–34, 民數記 36:1–2, 民數記 36:3, 民數記 36:4, 民數記 36:5–6, 民數記 36:7, 民數記 36:8–9, 民數記 36:10–12</w:t>
       </w:r>
       <w:r>
         <w:rPr>

--- a/zht/docx/04.content.docx
+++ b/zht/docx/04.content.docx
@@ -123,19 +123,6 @@
           <w:lang w:val="zh_TW" w:bidi="zh_TW"/>
         </w:rPr>
         <w:t>NUM</w:t>
-      </w:r>
-      <w:r>
-        <w:rPr>
-          <w:lang w:val="zh_TW" w:bidi="zh_TW"/>
-        </w:rPr>
-      </w:r>
-    </w:p>
-    <w:p>
-      <w:pPr/>
-      <w:r>
-        <w:rPr>
-          <w:lang w:val="zh_TW" w:bidi="zh_TW"/>
-        </w:rPr>
       </w:r>
       <w:r>
         <w:rPr>

--- a/zht/docx/04.content.docx
+++ b/zht/docx/04.content.docx
@@ -19,7 +19,7 @@
         <w:rPr>
           <w:lang w:val="zh_TW" w:bidi="zh_TW"/>
         </w:rPr>
-        <w:t>Resource: 翻譯問題 (unfoldingWord)</w:t>
+        <w:t>Resource: unfoldingWord® Translation Questions</w:t>
       </w:r>
       <w:r>
         <w:rPr>
@@ -85,7 +85,7 @@
         <w:rPr>
           <w:lang w:val="zh_TW" w:bidi="zh_TW"/>
         </w:rPr>
-        <w:t>翻譯問題 (unfoldingWord)</w:t>
+        <w:t>unfoldingWord® Translation Questions</w:t>
       </w:r>
     </w:p>
     <w:p>
